--- a/JASA_Response_Letter/submit/JASA_naturalness_comment_letter_2026.docx
+++ b/JASA_Response_Letter/submit/JASA_naturalness_comment_letter_2026.docx
@@ -7,15 +7,6 @@
         <w:pStyle w:val="berschrift3"/>
         <w:spacing w:line="480" w:lineRule="auto"/>
         <w:jc w:val="center"/>
-        <w:rPr>
-          <w:rFonts w:asciiTheme="minorHAnsi" w:hAnsiTheme="minorHAnsi" w:cstheme="minorHAnsi"/>
-          <w:b/>
-          <w:bCs/>
-          <w:color w:val="auto"/>
-          <w:sz w:val="28"/>
-          <w:szCs w:val="28"/>
-          <w:lang w:val="en-US"/>
-        </w:rPr>
       </w:pPr>
       <w:bookmarkStart w:id="0" w:name="_Hlk219038330"/>
       <w:r>
@@ -78,7 +69,7 @@
           <w:szCs w:val="28"/>
           <w:lang w:val="en-US"/>
         </w:rPr>
-        <w:t xml:space="preserve"> A </w:t>
+        <w:t xml:space="preserve"> </w:t>
       </w:r>
       <w:r>
         <w:rPr>
@@ -90,8 +81,9 @@
           <w:szCs w:val="28"/>
           <w:lang w:val="en-US"/>
         </w:rPr>
-        <w:t>Comment on</w:t>
-      </w:r>
+        <w:t xml:space="preserve">Comment on "Beyond acoustics: Self-relevance as a key to voice naturalness", J. </w:t>
+      </w:r>
+      <w:proofErr w:type="spellStart"/>
       <w:r>
         <w:rPr>
           <w:rFonts w:asciiTheme="minorHAnsi" w:hAnsiTheme="minorHAnsi" w:cstheme="minorHAnsi"/>
@@ -102,8 +94,9 @@
           <w:szCs w:val="28"/>
           <w:lang w:val="en-US"/>
         </w:rPr>
-        <w:t xml:space="preserve"> </w:t>
-      </w:r>
+        <w:t>Acoust</w:t>
+      </w:r>
+      <w:proofErr w:type="spellEnd"/>
       <w:r>
         <w:rPr>
           <w:rFonts w:asciiTheme="minorHAnsi" w:hAnsiTheme="minorHAnsi" w:cstheme="minorHAnsi"/>
@@ -114,13 +107,285 @@
           <w:szCs w:val="28"/>
           <w:lang w:val="en-US"/>
         </w:rPr>
-        <w:t>Pinheiro (2025)</w:t>
+        <w:t xml:space="preserve">. </w:t>
+      </w:r>
+      <w:r>
+        <w:rPr>
+          <w:rFonts w:asciiTheme="minorHAnsi" w:hAnsiTheme="minorHAnsi" w:cstheme="minorHAnsi"/>
+          <w:b/>
+          <w:bCs/>
+          <w:color w:val="auto"/>
+          <w:sz w:val="28"/>
+          <w:szCs w:val="28"/>
+        </w:rPr>
+        <w:t>Soc. Am. 158, 4045–4047 (2025).</w:t>
       </w:r>
     </w:p>
     <w:p>
       <w:pPr>
         <w:spacing w:line="480" w:lineRule="auto"/>
-        <w:rPr>
+        <w:jc w:val="center"/>
+        <w:rPr>
+          <w:rFonts w:cstheme="minorHAnsi"/>
+        </w:rPr>
+      </w:pPr>
+      <w:r>
+        <w:rPr>
+          <w:rFonts w:cstheme="minorHAnsi"/>
+        </w:rPr>
+        <w:t>Christine Nussbaum</w:t>
+      </w:r>
+      <w:r>
+        <w:rPr>
+          <w:rFonts w:cstheme="minorHAnsi"/>
+          <w:vertAlign w:val="superscript"/>
+        </w:rPr>
+        <w:t>1,2</w:t>
+      </w:r>
+      <w:r>
+        <w:rPr>
+          <w:rFonts w:cstheme="minorHAnsi"/>
+        </w:rPr>
+        <w:t>, Sascha Frühholz</w:t>
+      </w:r>
+      <w:r>
+        <w:rPr>
+          <w:rFonts w:cstheme="minorHAnsi"/>
+          <w:vertAlign w:val="superscript"/>
+        </w:rPr>
+        <w:t>3,4</w:t>
+      </w:r>
+      <w:r>
+        <w:rPr>
+          <w:rFonts w:cstheme="minorHAnsi"/>
+        </w:rPr>
+        <w:t>,</w:t>
+      </w:r>
+      <w:r>
+        <w:rPr>
+          <w:rFonts w:cstheme="minorHAnsi"/>
+        </w:rPr>
+        <w:t xml:space="preserve"> and Stefan R. Schweinberger</w:t>
+      </w:r>
+      <w:r>
+        <w:rPr>
+          <w:rFonts w:cstheme="minorHAnsi"/>
+          <w:vertAlign w:val="superscript"/>
+        </w:rPr>
+        <w:t>1,2,5</w:t>
+      </w:r>
+    </w:p>
+    <w:p>
+      <w:pPr>
+        <w:spacing w:line="480" w:lineRule="auto"/>
+        <w:jc w:val="center"/>
+        <w:rPr>
+          <w:rFonts w:cstheme="minorHAnsi"/>
+        </w:rPr>
+      </w:pPr>
+    </w:p>
+    <w:p>
+      <w:pPr>
+        <w:spacing w:line="240" w:lineRule="auto"/>
+        <w:rPr>
+          <w:rFonts w:cstheme="minorHAnsi"/>
+          <w:lang w:val="en-US"/>
+        </w:rPr>
+      </w:pPr>
+      <w:r>
+        <w:rPr>
+          <w:rFonts w:cstheme="minorHAnsi"/>
+          <w:vertAlign w:val="superscript"/>
+          <w:lang w:val="en-US"/>
+        </w:rPr>
+        <w:t>1</w:t>
+      </w:r>
+      <w:r>
+        <w:rPr>
+          <w:rFonts w:cstheme="minorHAnsi"/>
+          <w:lang w:val="en-US"/>
+        </w:rPr>
+        <w:t>Department for General Psychology and Cognitive Neuroscience, Friedrich Schiller University Jena,</w:t>
+      </w:r>
+      <w:r>
+        <w:rPr>
+          <w:rFonts w:cstheme="minorHAnsi"/>
+          <w:lang w:val="en-US"/>
+        </w:rPr>
+        <w:t xml:space="preserve"> 07743 Jena,</w:t>
+      </w:r>
+      <w:r>
+        <w:rPr>
+          <w:rFonts w:cstheme="minorHAnsi"/>
+          <w:lang w:val="en-US"/>
+        </w:rPr>
+        <w:t xml:space="preserve"> Germany</w:t>
+      </w:r>
+    </w:p>
+    <w:p>
+      <w:pPr>
+        <w:spacing w:line="240" w:lineRule="auto"/>
+        <w:rPr>
+          <w:rFonts w:cstheme="minorHAnsi"/>
+          <w:lang w:val="en-US"/>
+        </w:rPr>
+      </w:pPr>
+      <w:r>
+        <w:rPr>
+          <w:rFonts w:cstheme="minorHAnsi"/>
+          <w:vertAlign w:val="superscript"/>
+          <w:lang w:val="en-US"/>
+        </w:rPr>
+        <w:t>2</w:t>
+      </w:r>
+      <w:r>
+        <w:rPr>
+          <w:rFonts w:cstheme="minorHAnsi"/>
+          <w:lang w:val="en-US"/>
+        </w:rPr>
+        <w:t xml:space="preserve">Voice Research Unit, Friedrich Schiller University, </w:t>
+      </w:r>
+      <w:r>
+        <w:rPr>
+          <w:rFonts w:cstheme="minorHAnsi"/>
+          <w:lang w:val="en-US"/>
+        </w:rPr>
+        <w:t xml:space="preserve">07743 </w:t>
+      </w:r>
+      <w:r>
+        <w:rPr>
+          <w:rFonts w:cstheme="minorHAnsi"/>
+          <w:lang w:val="en-US"/>
+        </w:rPr>
+        <w:t>Jena, Germany</w:t>
+      </w:r>
+    </w:p>
+    <w:p>
+      <w:pPr>
+        <w:spacing w:line="240" w:lineRule="auto"/>
+        <w:rPr>
+          <w:rFonts w:cstheme="minorHAnsi"/>
+          <w:lang w:val="en-US"/>
+        </w:rPr>
+      </w:pPr>
+      <w:r>
+        <w:rPr>
+          <w:rFonts w:cstheme="minorHAnsi"/>
+          <w:vertAlign w:val="superscript"/>
+          <w:lang w:val="en-US"/>
+        </w:rPr>
+        <w:t>3</w:t>
+      </w:r>
+      <w:r>
+        <w:rPr>
+          <w:rFonts w:cstheme="minorHAnsi"/>
+          <w:lang w:val="en-US"/>
+        </w:rPr>
+        <w:t xml:space="preserve">Department of Psychology, University of Oslo, </w:t>
+      </w:r>
+      <w:r>
+        <w:rPr>
+          <w:rFonts w:cstheme="minorHAnsi"/>
+          <w:lang w:val="en-US"/>
+        </w:rPr>
+        <w:t xml:space="preserve">0371 </w:t>
+      </w:r>
+      <w:r>
+        <w:rPr>
+          <w:rFonts w:cstheme="minorHAnsi"/>
+          <w:lang w:val="en-US"/>
+        </w:rPr>
+        <w:t>Oslo, Norway</w:t>
+      </w:r>
+    </w:p>
+    <w:p>
+      <w:pPr>
+        <w:spacing w:line="240" w:lineRule="auto"/>
+        <w:rPr>
+          <w:rFonts w:cstheme="minorHAnsi"/>
+          <w:lang w:val="en-US"/>
+        </w:rPr>
+      </w:pPr>
+      <w:r>
+        <w:rPr>
+          <w:rFonts w:cstheme="minorHAnsi"/>
+          <w:vertAlign w:val="superscript"/>
+          <w:lang w:val="en-US"/>
+        </w:rPr>
+        <w:t>4</w:t>
+      </w:r>
+      <w:r>
+        <w:rPr>
+          <w:rFonts w:cstheme="minorHAnsi"/>
+          <w:lang w:val="en-US"/>
+        </w:rPr>
+        <w:t xml:space="preserve">Cognitive and Affective Neuroscience Unit, University of Zurich, </w:t>
+      </w:r>
+      <w:r>
+        <w:rPr>
+          <w:rFonts w:cstheme="minorHAnsi"/>
+          <w:lang w:val="en-US"/>
+        </w:rPr>
+        <w:t xml:space="preserve">8050 </w:t>
+      </w:r>
+      <w:r>
+        <w:rPr>
+          <w:rFonts w:cstheme="minorHAnsi"/>
+          <w:lang w:val="en-US"/>
+        </w:rPr>
+        <w:t>Zurich, Switzerland</w:t>
+      </w:r>
+    </w:p>
+    <w:p>
+      <w:pPr>
+        <w:spacing w:line="240" w:lineRule="auto"/>
+        <w:rPr>
+          <w:rFonts w:cstheme="minorHAnsi"/>
+          <w:lang w:val="en-US"/>
+        </w:rPr>
+      </w:pPr>
+      <w:r>
+        <w:rPr>
+          <w:rFonts w:cstheme="minorHAnsi"/>
+          <w:vertAlign w:val="superscript"/>
+          <w:lang w:val="en-US"/>
+        </w:rPr>
+        <w:t>5</w:t>
+      </w:r>
+      <w:r>
+        <w:rPr>
+          <w:rFonts w:cstheme="minorHAnsi"/>
+          <w:lang w:val="en-US"/>
+        </w:rPr>
+        <w:t xml:space="preserve">Swiss Center for Affective Sciences, University of </w:t>
+      </w:r>
+      <w:r>
+        <w:rPr>
+          <w:rFonts w:cstheme="minorHAnsi"/>
+          <w:lang w:val="en-US"/>
+        </w:rPr>
+        <w:t>Geneva, 1222 Geneva</w:t>
+      </w:r>
+      <w:r>
+        <w:rPr>
+          <w:rFonts w:cstheme="minorHAnsi"/>
+          <w:lang w:val="en-US"/>
+        </w:rPr>
+        <w:t>,</w:t>
+      </w:r>
+      <w:r>
+        <w:rPr>
+          <w:rFonts w:cstheme="minorHAnsi"/>
+          <w:lang w:val="en-US"/>
+        </w:rPr>
+        <w:t xml:space="preserve"> Switzerland</w:t>
+      </w:r>
+    </w:p>
+    <w:p>
+      <w:pPr>
+        <w:spacing w:line="480" w:lineRule="auto"/>
+        <w:rPr>
+          <w:rFonts w:cstheme="minorHAnsi"/>
           <w:lang w:val="en-US"/>
         </w:rPr>
       </w:pPr>
@@ -128,354 +393,111 @@
     <w:p>
       <w:pPr>
         <w:spacing w:line="480" w:lineRule="auto"/>
-        <w:jc w:val="center"/>
+        <w:rPr>
+          <w:lang w:val="en-US"/>
+        </w:rPr>
+      </w:pPr>
+      <w:r>
         <w:rPr>
           <w:rFonts w:cstheme="minorHAnsi"/>
-        </w:rPr>
-      </w:pPr>
+          <w:lang w:val="en-US"/>
+        </w:rPr>
+        <w:t>Correspondence should be addressed to Christine Nussbaum</w:t>
+      </w:r>
       <w:r>
         <w:rPr>
           <w:rFonts w:cstheme="minorHAnsi"/>
-        </w:rPr>
-        <w:t>Christine Nussbaum</w:t>
+          <w:lang w:val="en-US"/>
+        </w:rPr>
+        <w:t xml:space="preserve"> (</w:t>
+      </w:r>
+      <w:r>
+        <w:fldChar w:fldCharType="begin"/>
+      </w:r>
+      <w:r>
+        <w:rPr>
+          <w:lang w:val="en-US"/>
+        </w:rPr>
+        <w:instrText>HYPERLINK "https://www.fsv.uni-jena.de/en/63723/christine-nussbaumatuni-jena-de"</w:instrText>
+      </w:r>
+      <w:r>
+        <w:fldChar w:fldCharType="separate"/>
+      </w:r>
+      <w:r>
+        <w:rPr>
+          <w:rStyle w:val="Hyperlink"/>
+          <w:lang w:val="en-US"/>
+        </w:rPr>
+        <w:t>https://www.fsv.uni-jena.de/en/63723/christine-nussbaumatuni-jena-de</w:t>
+      </w:r>
+      <w:r>
+        <w:fldChar w:fldCharType="end"/>
       </w:r>
       <w:r>
         <w:rPr>
           <w:rFonts w:cstheme="minorHAnsi"/>
-          <w:vertAlign w:val="superscript"/>
-        </w:rPr>
-        <w:t>1,2</w:t>
+          <w:lang w:val="en-US"/>
+        </w:rPr>
+        <w:t>)</w:t>
       </w:r>
       <w:r>
         <w:rPr>
           <w:rFonts w:cstheme="minorHAnsi"/>
-        </w:rPr>
-        <w:t>, Sascha Frühholz</w:t>
+          <w:lang w:val="en-US"/>
+        </w:rPr>
+        <w:t xml:space="preserve">, Department for General Psychology and Cognitive Neuroscience, Friedrich Schiller University Jena, </w:t>
       </w:r>
       <w:r>
         <w:rPr>
           <w:rFonts w:cstheme="minorHAnsi"/>
-          <w:vertAlign w:val="superscript"/>
-        </w:rPr>
-        <w:t>3,4</w:t>
+          <w:lang w:val="en-US"/>
+        </w:rPr>
+        <w:t>Am Steiger 3/1</w:t>
       </w:r>
       <w:r>
         <w:rPr>
           <w:rFonts w:cstheme="minorHAnsi"/>
-        </w:rPr>
-        <w:t>,</w:t>
+          <w:lang w:val="en-US"/>
+        </w:rPr>
+        <w:t>, 07743 Jena, Germany. Tel: +49 (0) 3641 9459</w:t>
       </w:r>
       <w:r>
         <w:rPr>
           <w:rFonts w:cstheme="minorHAnsi"/>
-        </w:rPr>
-        <w:t xml:space="preserve"> and Stefan R. Schweinberger</w:t>
+          <w:lang w:val="en-US"/>
+        </w:rPr>
+        <w:t>34</w:t>
       </w:r>
       <w:r>
         <w:rPr>
           <w:rFonts w:cstheme="minorHAnsi"/>
-          <w:vertAlign w:val="superscript"/>
-        </w:rPr>
-        <w:t>1,2,5</w:t>
-      </w:r>
-    </w:p>
-    <w:p>
-      <w:pPr>
-        <w:spacing w:line="480" w:lineRule="auto"/>
-        <w:jc w:val="center"/>
-        <w:rPr>
+          <w:lang w:val="en-US"/>
+        </w:rPr>
+        <w:t xml:space="preserve">, E-Mail: </w:t>
+      </w:r>
+      <w:r>
+        <w:fldChar w:fldCharType="begin"/>
+      </w:r>
+      <w:r>
+        <w:rPr>
+          <w:lang w:val="en-US"/>
+        </w:rPr>
+        <w:instrText>HYPERLINK "mailto:christine.nussbaum@uni-jena.de"</w:instrText>
+      </w:r>
+      <w:r>
+        <w:fldChar w:fldCharType="separate"/>
+      </w:r>
+      <w:r>
+        <w:rPr>
+          <w:rStyle w:val="Hyperlink"/>
           <w:rFonts w:cstheme="minorHAnsi"/>
-        </w:rPr>
-      </w:pPr>
-    </w:p>
-    <w:p>
-      <w:pPr>
-        <w:spacing w:line="240" w:lineRule="auto"/>
-        <w:rPr>
-          <w:rFonts w:cstheme="minorHAnsi"/>
-          <w:lang w:val="en-US"/>
-        </w:rPr>
-      </w:pPr>
-      <w:r>
-        <w:rPr>
-          <w:rFonts w:cstheme="minorHAnsi"/>
-          <w:vertAlign w:val="superscript"/>
-          <w:lang w:val="en-US"/>
-        </w:rPr>
-        <w:t>1</w:t>
-      </w:r>
-      <w:r>
-        <w:rPr>
-          <w:rFonts w:cstheme="minorHAnsi"/>
-          <w:lang w:val="en-US"/>
-        </w:rPr>
-        <w:t>Department for General Psychology and Cognitive Neuroscience, Friedrich Schiller University Jena,</w:t>
-      </w:r>
-      <w:r>
-        <w:rPr>
-          <w:rFonts w:cstheme="minorHAnsi"/>
-          <w:lang w:val="en-US"/>
-        </w:rPr>
-        <w:t xml:space="preserve"> 07743 Jena,</w:t>
-      </w:r>
-      <w:r>
-        <w:rPr>
-          <w:rFonts w:cstheme="minorHAnsi"/>
-          <w:lang w:val="en-US"/>
-        </w:rPr>
-        <w:t xml:space="preserve"> Germany</w:t>
-      </w:r>
-    </w:p>
-    <w:p>
-      <w:pPr>
-        <w:spacing w:line="240" w:lineRule="auto"/>
-        <w:rPr>
-          <w:rFonts w:cstheme="minorHAnsi"/>
-          <w:lang w:val="en-US"/>
-        </w:rPr>
-      </w:pPr>
-      <w:r>
-        <w:rPr>
-          <w:rFonts w:cstheme="minorHAnsi"/>
-          <w:vertAlign w:val="superscript"/>
-          <w:lang w:val="en-US"/>
-        </w:rPr>
-        <w:t>2</w:t>
-      </w:r>
-      <w:r>
-        <w:rPr>
-          <w:rFonts w:cstheme="minorHAnsi"/>
-          <w:lang w:val="en-US"/>
-        </w:rPr>
-        <w:t xml:space="preserve">Voice Research Unit, Friedrich Schiller University, </w:t>
-      </w:r>
-      <w:r>
-        <w:rPr>
-          <w:rFonts w:cstheme="minorHAnsi"/>
-          <w:lang w:val="en-US"/>
-        </w:rPr>
-        <w:t xml:space="preserve">07743 </w:t>
-      </w:r>
-      <w:r>
-        <w:rPr>
-          <w:rFonts w:cstheme="minorHAnsi"/>
-          <w:lang w:val="en-US"/>
-        </w:rPr>
-        <w:t>Jena, Germany</w:t>
-      </w:r>
-    </w:p>
-    <w:p>
-      <w:pPr>
-        <w:spacing w:line="240" w:lineRule="auto"/>
-        <w:rPr>
-          <w:rFonts w:cstheme="minorHAnsi"/>
-          <w:lang w:val="en-US"/>
-        </w:rPr>
-      </w:pPr>
-      <w:r>
-        <w:rPr>
-          <w:rFonts w:cstheme="minorHAnsi"/>
-          <w:vertAlign w:val="superscript"/>
-          <w:lang w:val="en-US"/>
-        </w:rPr>
-        <w:t>3</w:t>
-      </w:r>
-      <w:r>
-        <w:rPr>
-          <w:rFonts w:cstheme="minorHAnsi"/>
-          <w:lang w:val="en-US"/>
-        </w:rPr>
-        <w:t xml:space="preserve">Department of Psychology, University of Oslo, </w:t>
-      </w:r>
-      <w:r>
-        <w:rPr>
-          <w:rFonts w:cstheme="minorHAnsi"/>
-          <w:lang w:val="en-US"/>
-        </w:rPr>
-        <w:t xml:space="preserve">0371 </w:t>
-      </w:r>
-      <w:r>
-        <w:rPr>
-          <w:rFonts w:cstheme="minorHAnsi"/>
-          <w:lang w:val="en-US"/>
-        </w:rPr>
-        <w:t>Oslo, Norway</w:t>
-      </w:r>
-    </w:p>
-    <w:p>
-      <w:pPr>
-        <w:spacing w:line="240" w:lineRule="auto"/>
-        <w:rPr>
-          <w:rFonts w:cstheme="minorHAnsi"/>
-          <w:lang w:val="en-US"/>
-        </w:rPr>
-      </w:pPr>
-      <w:r>
-        <w:rPr>
-          <w:rFonts w:cstheme="minorHAnsi"/>
-          <w:vertAlign w:val="superscript"/>
-          <w:lang w:val="en-US"/>
-        </w:rPr>
-        <w:t>4</w:t>
-      </w:r>
-      <w:r>
-        <w:rPr>
-          <w:rFonts w:cstheme="minorHAnsi"/>
-          <w:lang w:val="en-US"/>
-        </w:rPr>
-        <w:t xml:space="preserve">Cognitive and Affective Neuroscience Unit, University of Zurich, </w:t>
-      </w:r>
-      <w:r>
-        <w:rPr>
-          <w:rFonts w:cstheme="minorHAnsi"/>
-          <w:lang w:val="en-US"/>
-        </w:rPr>
-        <w:t xml:space="preserve">8050 </w:t>
-      </w:r>
-      <w:r>
-        <w:rPr>
-          <w:rFonts w:cstheme="minorHAnsi"/>
-          <w:lang w:val="en-US"/>
-        </w:rPr>
-        <w:t>Zurich, Switzerland</w:t>
-      </w:r>
-    </w:p>
-    <w:p>
-      <w:pPr>
-        <w:spacing w:line="240" w:lineRule="auto"/>
-        <w:rPr>
-          <w:rFonts w:cstheme="minorHAnsi"/>
-          <w:lang w:val="en-US"/>
-        </w:rPr>
-      </w:pPr>
-      <w:r>
-        <w:rPr>
-          <w:rFonts w:cstheme="minorHAnsi"/>
-          <w:vertAlign w:val="superscript"/>
-          <w:lang w:val="en-US"/>
-        </w:rPr>
-        <w:t>5</w:t>
-      </w:r>
-      <w:r>
-        <w:rPr>
-          <w:rFonts w:cstheme="minorHAnsi"/>
-          <w:lang w:val="en-US"/>
-        </w:rPr>
-        <w:t xml:space="preserve">Swiss Center for Affective Sciences, University of </w:t>
-      </w:r>
-      <w:r>
-        <w:rPr>
-          <w:rFonts w:cstheme="minorHAnsi"/>
-          <w:lang w:val="en-US"/>
-        </w:rPr>
-        <w:t>Geneva, 1222 Geneva</w:t>
-      </w:r>
-      <w:r>
-        <w:rPr>
-          <w:rFonts w:cstheme="minorHAnsi"/>
-          <w:lang w:val="en-US"/>
-        </w:rPr>
-        <w:t>,</w:t>
-      </w:r>
-      <w:r>
-        <w:rPr>
-          <w:rFonts w:cstheme="minorHAnsi"/>
-          <w:lang w:val="en-US"/>
-        </w:rPr>
-        <w:t xml:space="preserve"> Switzerland</w:t>
-      </w:r>
-    </w:p>
-    <w:p>
-      <w:pPr>
-        <w:spacing w:line="480" w:lineRule="auto"/>
-        <w:rPr>
-          <w:rFonts w:cstheme="minorHAnsi"/>
-          <w:lang w:val="en-US"/>
-        </w:rPr>
-      </w:pPr>
-    </w:p>
-    <w:p>
-      <w:pPr>
-        <w:spacing w:line="480" w:lineRule="auto"/>
-        <w:rPr>
-          <w:lang w:val="en-US"/>
-        </w:rPr>
-      </w:pPr>
-      <w:r>
-        <w:rPr>
-          <w:rFonts w:cstheme="minorHAnsi"/>
-          <w:lang w:val="en-US"/>
-        </w:rPr>
-        <w:t>Correspondence should be addressed to Christine Nussbaum</w:t>
-      </w:r>
-      <w:r>
-        <w:rPr>
-          <w:rFonts w:cstheme="minorHAnsi"/>
-          <w:lang w:val="en-US"/>
-        </w:rPr>
-        <w:t xml:space="preserve"> (</w:t>
-      </w:r>
-      <w:hyperlink r:id="rId5" w:history="1">
-        <w:r>
-          <w:rPr>
-            <w:rStyle w:val="Hyperlink"/>
-            <w:lang w:val="en-US"/>
-          </w:rPr>
-          <w:t>https://www.fsv.uni-jena.de/en/63723/christine-nussbaumatuni-jena-de</w:t>
-        </w:r>
-      </w:hyperlink>
-      <w:r>
-        <w:rPr>
-          <w:rFonts w:cstheme="minorHAnsi"/>
-          <w:lang w:val="en-US"/>
-        </w:rPr>
-        <w:t>)</w:t>
-      </w:r>
-      <w:r>
-        <w:rPr>
-          <w:rFonts w:cstheme="minorHAnsi"/>
-          <w:lang w:val="en-US"/>
-        </w:rPr>
-        <w:t xml:space="preserve">, Department for General Psychology and Cognitive Neuroscience, Friedrich Schiller University Jena, </w:t>
-      </w:r>
-      <w:r>
-        <w:rPr>
-          <w:rFonts w:cstheme="minorHAnsi"/>
-          <w:lang w:val="en-US"/>
-        </w:rPr>
-        <w:t>Am Steiger 3/1</w:t>
-      </w:r>
-      <w:r>
-        <w:rPr>
-          <w:rFonts w:cstheme="minorHAnsi"/>
-          <w:lang w:val="en-US"/>
-        </w:rPr>
-        <w:t>, 07743 Jena, Germany. Tel: +49 (0) 3641 9459</w:t>
-      </w:r>
-      <w:r>
-        <w:rPr>
-          <w:rFonts w:cstheme="minorHAnsi"/>
-          <w:lang w:val="en-US"/>
-        </w:rPr>
-        <w:t>34</w:t>
-      </w:r>
-      <w:r>
-        <w:rPr>
-          <w:rFonts w:cstheme="minorHAnsi"/>
-          <w:lang w:val="en-US"/>
-        </w:rPr>
-        <w:t xml:space="preserve">, E-Mail: </w:t>
-      </w:r>
-      <w:hyperlink r:id="rId6" w:history="1">
-        <w:r>
-          <w:rPr>
-            <w:rStyle w:val="Hyperlink"/>
-            <w:rFonts w:cstheme="minorHAnsi"/>
-            <w:lang w:val="en-US"/>
-          </w:rPr>
-          <w:t>christine.nussbaum@uni-jena.de</w:t>
-        </w:r>
-      </w:hyperlink>
+          <w:lang w:val="en-US"/>
+        </w:rPr>
+        <w:t>christine.nussbaum@uni-jena.de</w:t>
+      </w:r>
+      <w:r>
+        <w:fldChar w:fldCharType="end"/>
+      </w:r>
       <w:r>
         <w:rPr>
           <w:rFonts w:cstheme="minorHAnsi"/>
@@ -10071,6 +10093,7 @@
     <w:rsid w:val="000C0311"/>
     <w:rsid w:val="0010630C"/>
     <w:rsid w:val="00122DAD"/>
+    <w:rsid w:val="00126C2B"/>
     <w:rsid w:val="001A0297"/>
     <w:rsid w:val="00213A4D"/>
     <w:rsid w:val="00234930"/>
@@ -10106,6 +10129,7 @@
     <w:rsid w:val="00F03D91"/>
     <w:rsid w:val="00F73EFB"/>
     <w:rsid w:val="00FB4724"/>
+    <w:rsid w:val="00FB6FE2"/>
   </w:rsids>
   <m:mathPr>
     <m:mathFont m:val="Cambria Math"/>
